--- a/spa/docx/026.content.docx
+++ b/spa/docx/026.content.docx
@@ -363,18 +363,12 @@
           <w:lang w:val="es_ES" w:bidi="es_ES"/>
         </w:rPr>
       </w:r>
-      <w:hyperlink r:id="rId13">
-        <w:r>
-          <w:rPr>
-            <w:lang w:val="es_ES" w:bidi="es_ES"/>
-          </w:rPr>
-          <w:rPr>
-            <w:color w:val="0000EE"/>
-            <w:u w:val="single"/>
-          </w:rPr>
-          <w:t>Éxodo 1:1–5</w:t>
-        </w:r>
-      </w:hyperlink>
+      <w:r>
+        <w:rPr>
+          <w:lang w:val="es_ES" w:bidi="es_ES"/>
+        </w:rPr>
+        <w:t>Éxodo 1:1–5</w:t>
+      </w:r>
     </w:p>
     <w:p>
       <w:pPr>
@@ -387,18 +381,12 @@
           <w:lang w:val="es_ES" w:bidi="es_ES"/>
         </w:rPr>
       </w:r>
-      <w:hyperlink r:id="rId14">
-        <w:r>
-          <w:rPr>
-            <w:lang w:val="es_ES" w:bidi="es_ES"/>
-          </w:rPr>
-          <w:rPr>
-            <w:color w:val="0000EE"/>
-            <w:u w:val="single"/>
-          </w:rPr>
-          <w:t>Génesis 30:20</w:t>
-        </w:r>
-      </w:hyperlink>
+      <w:r>
+        <w:rPr>
+          <w:lang w:val="es_ES" w:bidi="es_ES"/>
+        </w:rPr>
+        <w:t>Génesis 30:20</w:t>
+      </w:r>
     </w:p>
     <w:p>
       <w:pPr>
@@ -411,18 +399,12 @@
           <w:lang w:val="es_ES" w:bidi="es_ES"/>
         </w:rPr>
       </w:r>
-      <w:hyperlink r:id="rId15">
-        <w:r>
-          <w:rPr>
-            <w:lang w:val="es_ES" w:bidi="es_ES"/>
-          </w:rPr>
-          <w:rPr>
-            <w:color w:val="0000EE"/>
-            <w:u w:val="single"/>
-          </w:rPr>
-          <w:t>Isaías 9:1</w:t>
-        </w:r>
-      </w:hyperlink>
+      <w:r>
+        <w:rPr>
+          <w:lang w:val="es_ES" w:bidi="es_ES"/>
+        </w:rPr>
+        <w:t>Isaías 9:1</w:t>
+      </w:r>
     </w:p>
     <w:p>
       <w:pPr>
@@ -435,18 +417,12 @@
           <w:lang w:val="es_ES" w:bidi="es_ES"/>
         </w:rPr>
       </w:r>
-      <w:hyperlink r:id="rId16">
-        <w:r>
-          <w:rPr>
-            <w:lang w:val="es_ES" w:bidi="es_ES"/>
-          </w:rPr>
-          <w:rPr>
-            <w:color w:val="0000EE"/>
-            <w:u w:val="single"/>
-          </w:rPr>
-          <w:t>Jueces 4:10</w:t>
-        </w:r>
-      </w:hyperlink>
+      <w:r>
+        <w:rPr>
+          <w:lang w:val="es_ES" w:bidi="es_ES"/>
+        </w:rPr>
+        <w:t>Jueces 4:10</w:t>
+      </w:r>
     </w:p>
     <w:p>
       <w:pPr>
@@ -459,18 +435,12 @@
           <w:lang w:val="es_ES" w:bidi="es_ES"/>
         </w:rPr>
       </w:r>
-      <w:hyperlink r:id="rId17">
-        <w:r>
-          <w:rPr>
-            <w:lang w:val="es_ES" w:bidi="es_ES"/>
-          </w:rPr>
-          <w:rPr>
-            <w:color w:val="0000EE"/>
-            <w:u w:val="single"/>
-          </w:rPr>
-          <w:t>Mateo 4:13</w:t>
-        </w:r>
-      </w:hyperlink>
+      <w:r>
+        <w:rPr>
+          <w:lang w:val="es_ES" w:bidi="es_ES"/>
+        </w:rPr>
+        <w:t>Mateo 4:13</w:t>
+      </w:r>
     </w:p>
     <w:p>
       <w:pPr>
@@ -483,18 +453,12 @@
           <w:lang w:val="es_ES" w:bidi="es_ES"/>
         </w:rPr>
       </w:r>
-      <w:hyperlink r:id="rId18">
-        <w:r>
-          <w:rPr>
-            <w:lang w:val="es_ES" w:bidi="es_ES"/>
-          </w:rPr>
-          <w:rPr>
-            <w:color w:val="0000EE"/>
-            <w:u w:val="single"/>
-          </w:rPr>
-          <w:t>Mateo 4:16</w:t>
-        </w:r>
-      </w:hyperlink>
+      <w:r>
+        <w:rPr>
+          <w:lang w:val="es_ES" w:bidi="es_ES"/>
+        </w:rPr>
+        <w:t>Mateo 4:16</w:t>
+      </w:r>
     </w:p>
     <w:p>
       <w:pPr>
@@ -796,18 +760,12 @@
           <w:lang w:val="es_ES" w:bidi="es_ES"/>
         </w:rPr>
       </w:r>
-      <w:hyperlink r:id="rId19">
-        <w:r>
-          <w:rPr>
-            <w:lang w:val="es_ES" w:bidi="es_ES"/>
-          </w:rPr>
-          <w:rPr>
-            <w:color w:val="0000EE"/>
-            <w:u w:val="single"/>
-          </w:rPr>
-          <w:t>Esdras 5:1–2</w:t>
-        </w:r>
-      </w:hyperlink>
+      <w:r>
+        <w:rPr>
+          <w:lang w:val="es_ES" w:bidi="es_ES"/>
+        </w:rPr>
+        <w:t>Esdras 5:1–2</w:t>
+      </w:r>
     </w:p>
     <w:p>
       <w:pPr>
@@ -820,18 +778,12 @@
           <w:lang w:val="es_ES" w:bidi="es_ES"/>
         </w:rPr>
       </w:r>
-      <w:hyperlink r:id="rId20">
-        <w:r>
-          <w:rPr>
-            <w:lang w:val="es_ES" w:bidi="es_ES"/>
-          </w:rPr>
-          <w:rPr>
-            <w:color w:val="0000EE"/>
-            <w:u w:val="single"/>
-          </w:rPr>
-          <w:t>Mateo 23:34–36</w:t>
-        </w:r>
-      </w:hyperlink>
+      <w:r>
+        <w:rPr>
+          <w:lang w:val="es_ES" w:bidi="es_ES"/>
+        </w:rPr>
+        <w:t>Mateo 23:34–36</w:t>
+      </w:r>
     </w:p>
     <w:p>
       <w:pPr>
@@ -844,18 +796,12 @@
           <w:lang w:val="es_ES" w:bidi="es_ES"/>
         </w:rPr>
       </w:r>
-      <w:hyperlink r:id="rId21">
-        <w:r>
-          <w:rPr>
-            <w:lang w:val="es_ES" w:bidi="es_ES"/>
-          </w:rPr>
-          <w:rPr>
-            <w:color w:val="0000EE"/>
-            <w:u w:val="single"/>
-          </w:rPr>
-          <w:t>Zacarías 1:1–3</w:t>
-        </w:r>
-      </w:hyperlink>
+      <w:r>
+        <w:rPr>
+          <w:lang w:val="es_ES" w:bidi="es_ES"/>
+        </w:rPr>
+        <w:t>Zacarías 1:1–3</w:t>
+      </w:r>
     </w:p>
     <w:p>
       <w:pPr>
@@ -1085,18 +1031,12 @@
           <w:lang w:val="es_ES" w:bidi="es_ES"/>
         </w:rPr>
       </w:r>
-      <w:hyperlink r:id="rId22">
-        <w:r>
-          <w:rPr>
-            <w:lang w:val="es_ES" w:bidi="es_ES"/>
-          </w:rPr>
-          <w:rPr>
-            <w:color w:val="0000EE"/>
-            <w:u w:val="single"/>
-          </w:rPr>
-          <w:t>Lucas 1:5–7</w:t>
-        </w:r>
-      </w:hyperlink>
+      <w:r>
+        <w:rPr>
+          <w:lang w:val="es_ES" w:bidi="es_ES"/>
+        </w:rPr>
+        <w:t>Lucas 1:5–7</w:t>
+      </w:r>
     </w:p>
     <w:p>
       <w:pPr>
@@ -1109,18 +1049,12 @@
           <w:lang w:val="es_ES" w:bidi="es_ES"/>
         </w:rPr>
       </w:r>
-      <w:hyperlink r:id="rId23">
-        <w:r>
-          <w:rPr>
-            <w:lang w:val="es_ES" w:bidi="es_ES"/>
-          </w:rPr>
-          <w:rPr>
-            <w:color w:val="0000EE"/>
-            <w:u w:val="single"/>
-          </w:rPr>
-          <w:t>Lucas 1:21–23</w:t>
-        </w:r>
-      </w:hyperlink>
+      <w:r>
+        <w:rPr>
+          <w:lang w:val="es_ES" w:bidi="es_ES"/>
+        </w:rPr>
+        <w:t>Lucas 1:21–23</w:t>
+      </w:r>
     </w:p>
     <w:p>
       <w:pPr>
@@ -1133,18 +1067,12 @@
           <w:lang w:val="es_ES" w:bidi="es_ES"/>
         </w:rPr>
       </w:r>
-      <w:hyperlink r:id="rId24">
-        <w:r>
-          <w:rPr>
-            <w:lang w:val="es_ES" w:bidi="es_ES"/>
-          </w:rPr>
-          <w:rPr>
-            <w:color w:val="0000EE"/>
-            <w:u w:val="single"/>
-          </w:rPr>
-          <w:t>Lucas 1:39–41</w:t>
-        </w:r>
-      </w:hyperlink>
+      <w:r>
+        <w:rPr>
+          <w:lang w:val="es_ES" w:bidi="es_ES"/>
+        </w:rPr>
+        <w:t>Lucas 1:39–41</w:t>
+      </w:r>
     </w:p>
     <w:p>
       <w:pPr>
@@ -1157,18 +1085,12 @@
           <w:lang w:val="es_ES" w:bidi="es_ES"/>
         </w:rPr>
       </w:r>
-      <w:hyperlink r:id="rId25">
-        <w:r>
-          <w:rPr>
-            <w:lang w:val="es_ES" w:bidi="es_ES"/>
-          </w:rPr>
-          <w:rPr>
-            <w:color w:val="0000EE"/>
-            <w:u w:val="single"/>
-          </w:rPr>
-          <w:t>Lucas 3:1–2</w:t>
-        </w:r>
-      </w:hyperlink>
+      <w:r>
+        <w:rPr>
+          <w:lang w:val="es_ES" w:bidi="es_ES"/>
+        </w:rPr>
+        <w:t>Lucas 3:1–2</w:t>
+      </w:r>
     </w:p>
     <w:p>
       <w:pPr>
@@ -1628,18 +1550,12 @@
           <w:lang w:val="es_ES" w:bidi="es_ES"/>
         </w:rPr>
       </w:r>
-      <w:hyperlink r:id="rId26">
-        <w:r>
-          <w:rPr>
-            <w:lang w:val="es_ES" w:bidi="es_ES"/>
-          </w:rPr>
-          <w:rPr>
-            <w:color w:val="0000EE"/>
-            <w:u w:val="single"/>
-          </w:rPr>
-          <w:t>1 Crónicas 24:1–3</w:t>
-        </w:r>
-      </w:hyperlink>
+      <w:r>
+        <w:rPr>
+          <w:lang w:val="es_ES" w:bidi="es_ES"/>
+        </w:rPr>
+        <w:t>1 Crónicas 24:1–3</w:t>
+      </w:r>
     </w:p>
     <w:p>
       <w:pPr>
@@ -1652,18 +1568,12 @@
           <w:lang w:val="es_ES" w:bidi="es_ES"/>
         </w:rPr>
       </w:r>
-      <w:hyperlink r:id="rId27">
-        <w:r>
-          <w:rPr>
-            <w:lang w:val="es_ES" w:bidi="es_ES"/>
-          </w:rPr>
-          <w:rPr>
-            <w:color w:val="0000EE"/>
-            <w:u w:val="single"/>
-          </w:rPr>
-          <w:t>1 Reyes 1:26–27</w:t>
-        </w:r>
-      </w:hyperlink>
+      <w:r>
+        <w:rPr>
+          <w:lang w:val="es_ES" w:bidi="es_ES"/>
+        </w:rPr>
+        <w:t>1 Reyes 1:26–27</w:t>
+      </w:r>
     </w:p>
     <w:p>
       <w:pPr>
@@ -1676,18 +1586,12 @@
           <w:lang w:val="es_ES" w:bidi="es_ES"/>
         </w:rPr>
       </w:r>
-      <w:hyperlink r:id="rId28">
-        <w:r>
-          <w:rPr>
-            <w:lang w:val="es_ES" w:bidi="es_ES"/>
-          </w:rPr>
-          <w:rPr>
-            <w:color w:val="0000EE"/>
-            <w:u w:val="single"/>
-          </w:rPr>
-          <w:t>2 Samuel 15:24–26</w:t>
-        </w:r>
-      </w:hyperlink>
+      <w:r>
+        <w:rPr>
+          <w:lang w:val="es_ES" w:bidi="es_ES"/>
+        </w:rPr>
+        <w:t>2 Samuel 15:24–26</w:t>
+      </w:r>
     </w:p>
     <w:p>
       <w:pPr>
@@ -1700,18 +1604,12 @@
           <w:lang w:val="es_ES" w:bidi="es_ES"/>
         </w:rPr>
       </w:r>
-      <w:hyperlink r:id="rId29">
-        <w:r>
-          <w:rPr>
-            <w:lang w:val="es_ES" w:bidi="es_ES"/>
-          </w:rPr>
-          <w:rPr>
-            <w:color w:val="0000EE"/>
-            <w:u w:val="single"/>
-          </w:rPr>
-          <w:t>Mateo 1:12–14</w:t>
-        </w:r>
-      </w:hyperlink>
+      <w:r>
+        <w:rPr>
+          <w:lang w:val="es_ES" w:bidi="es_ES"/>
+        </w:rPr>
+        <w:t>Mateo 1:12–14</w:t>
+      </w:r>
     </w:p>
     <w:p>
       <w:pPr>
@@ -1977,18 +1875,12 @@
           <w:lang w:val="es_ES" w:bidi="es_ES"/>
         </w:rPr>
       </w:r>
-      <w:hyperlink r:id="rId30">
-        <w:r>
-          <w:rPr>
-            <w:lang w:val="es_ES" w:bidi="es_ES"/>
-          </w:rPr>
-          <w:rPr>
-            <w:color w:val="0000EE"/>
-            <w:u w:val="single"/>
-          </w:rPr>
-          <w:t>Lucas 19:2</w:t>
-        </w:r>
-      </w:hyperlink>
+      <w:r>
+        <w:rPr>
+          <w:lang w:val="es_ES" w:bidi="es_ES"/>
+        </w:rPr>
+        <w:t>Lucas 19:2</w:t>
+      </w:r>
     </w:p>
     <w:p>
       <w:pPr>
@@ -2001,18 +1893,12 @@
           <w:lang w:val="es_ES" w:bidi="es_ES"/>
         </w:rPr>
       </w:r>
-      <w:hyperlink r:id="rId31">
-        <w:r>
-          <w:rPr>
-            <w:lang w:val="es_ES" w:bidi="es_ES"/>
-          </w:rPr>
-          <w:rPr>
-            <w:color w:val="0000EE"/>
-            <w:u w:val="single"/>
-          </w:rPr>
-          <w:t>Lucas 19:6</w:t>
-        </w:r>
-      </w:hyperlink>
+      <w:r>
+        <w:rPr>
+          <w:lang w:val="es_ES" w:bidi="es_ES"/>
+        </w:rPr>
+        <w:t>Lucas 19:6</w:t>
+      </w:r>
     </w:p>
     <w:p>
       <w:pPr>
@@ -2236,18 +2122,12 @@
           <w:lang w:val="es_ES" w:bidi="es_ES"/>
         </w:rPr>
       </w:r>
-      <w:hyperlink r:id="rId32">
-        <w:r>
-          <w:rPr>
-            <w:lang w:val="es_ES" w:bidi="es_ES"/>
-          </w:rPr>
-          <w:rPr>
-            <w:color w:val="0000EE"/>
-            <w:u w:val="single"/>
-          </w:rPr>
-          <w:t>Juan 21:1–3</w:t>
-        </w:r>
-      </w:hyperlink>
+      <w:r>
+        <w:rPr>
+          <w:lang w:val="es_ES" w:bidi="es_ES"/>
+        </w:rPr>
+        <w:t>Juan 21:1–3</w:t>
+      </w:r>
     </w:p>
     <w:p>
       <w:pPr>
@@ -2260,18 +2140,12 @@
           <w:lang w:val="es_ES" w:bidi="es_ES"/>
         </w:rPr>
       </w:r>
-      <w:hyperlink r:id="rId33">
-        <w:r>
-          <w:rPr>
-            <w:lang w:val="es_ES" w:bidi="es_ES"/>
-          </w:rPr>
-          <w:rPr>
-            <w:color w:val="0000EE"/>
-            <w:u w:val="single"/>
-          </w:rPr>
-          <w:t>Lucas 5:8–11</w:t>
-        </w:r>
-      </w:hyperlink>
+      <w:r>
+        <w:rPr>
+          <w:lang w:val="es_ES" w:bidi="es_ES"/>
+        </w:rPr>
+        <w:t>Lucas 5:8–11</w:t>
+      </w:r>
     </w:p>
     <w:p>
       <w:pPr>
@@ -2284,18 +2158,12 @@
           <w:lang w:val="es_ES" w:bidi="es_ES"/>
         </w:rPr>
       </w:r>
-      <w:hyperlink r:id="rId34">
-        <w:r>
-          <w:rPr>
-            <w:lang w:val="es_ES" w:bidi="es_ES"/>
-          </w:rPr>
-          <w:rPr>
-            <w:color w:val="0000EE"/>
-            <w:u w:val="single"/>
-          </w:rPr>
-          <w:t>Marcos 1:19–20</w:t>
-        </w:r>
-      </w:hyperlink>
+      <w:r>
+        <w:rPr>
+          <w:lang w:val="es_ES" w:bidi="es_ES"/>
+        </w:rPr>
+        <w:t>Marcos 1:19–20</w:t>
+      </w:r>
     </w:p>
     <w:p>
       <w:pPr>
@@ -2308,18 +2176,12 @@
           <w:lang w:val="es_ES" w:bidi="es_ES"/>
         </w:rPr>
       </w:r>
-      <w:hyperlink r:id="rId35">
-        <w:r>
-          <w:rPr>
-            <w:lang w:val="es_ES" w:bidi="es_ES"/>
-          </w:rPr>
-          <w:rPr>
-            <w:color w:val="0000EE"/>
-            <w:u w:val="single"/>
-          </w:rPr>
-          <w:t>Mateo 4:21–22</w:t>
-        </w:r>
-      </w:hyperlink>
+      <w:r>
+        <w:rPr>
+          <w:lang w:val="es_ES" w:bidi="es_ES"/>
+        </w:rPr>
+        <w:t>Mateo 4:21–22</w:t>
+      </w:r>
     </w:p>
     <w:p>
       <w:pPr>
@@ -2332,18 +2194,12 @@
           <w:lang w:val="es_ES" w:bidi="es_ES"/>
         </w:rPr>
       </w:r>
-      <w:hyperlink r:id="rId36">
-        <w:r>
-          <w:rPr>
-            <w:lang w:val="es_ES" w:bidi="es_ES"/>
-          </w:rPr>
-          <w:rPr>
-            <w:color w:val="0000EE"/>
-            <w:u w:val="single"/>
-          </w:rPr>
-          <w:t>Mateo 20:20</w:t>
-        </w:r>
-      </w:hyperlink>
+      <w:r>
+        <w:rPr>
+          <w:lang w:val="es_ES" w:bidi="es_ES"/>
+        </w:rPr>
+        <w:t>Mateo 20:20</w:t>
+      </w:r>
     </w:p>
     <w:p>
       <w:pPr>
@@ -2356,18 +2212,12 @@
           <w:lang w:val="es_ES" w:bidi="es_ES"/>
         </w:rPr>
       </w:r>
-      <w:hyperlink r:id="rId37">
-        <w:r>
-          <w:rPr>
-            <w:lang w:val="es_ES" w:bidi="es_ES"/>
-          </w:rPr>
-          <w:rPr>
-            <w:color w:val="0000EE"/>
-            <w:u w:val="single"/>
-          </w:rPr>
-          <w:t>Mateo 26:36–38</w:t>
-        </w:r>
-      </w:hyperlink>
+      <w:r>
+        <w:rPr>
+          <w:lang w:val="es_ES" w:bidi="es_ES"/>
+        </w:rPr>
+        <w:t>Mateo 26:36–38</w:t>
+      </w:r>
     </w:p>
     <w:p>
       <w:pPr>
@@ -2591,18 +2441,12 @@
           <w:lang w:val="es_ES" w:bidi="es_ES"/>
         </w:rPr>
       </w:r>
-      <w:hyperlink r:id="rId38">
-        <w:r>
-          <w:rPr>
-            <w:lang w:val="es_ES" w:bidi="es_ES"/>
-          </w:rPr>
-          <w:rPr>
-            <w:color w:val="0000EE"/>
-            <w:u w:val="single"/>
-          </w:rPr>
-          <w:t>Génesis 29:23</w:t>
-        </w:r>
-      </w:hyperlink>
+      <w:r>
+        <w:rPr>
+          <w:lang w:val="es_ES" w:bidi="es_ES"/>
+        </w:rPr>
+        <w:t>Génesis 29:23</w:t>
+      </w:r>
     </w:p>
     <w:p>
       <w:pPr>
@@ -2615,18 +2459,12 @@
           <w:lang w:val="es_ES" w:bidi="es_ES"/>
         </w:rPr>
       </w:r>
-      <w:hyperlink r:id="rId39">
-        <w:r>
-          <w:rPr>
-            <w:lang w:val="es_ES" w:bidi="es_ES"/>
-          </w:rPr>
-          <w:rPr>
-            <w:color w:val="0000EE"/>
-            <w:u w:val="single"/>
-          </w:rPr>
-          <w:t>Génesis 30:9</w:t>
-        </w:r>
-      </w:hyperlink>
+      <w:r>
+        <w:rPr>
+          <w:lang w:val="es_ES" w:bidi="es_ES"/>
+        </w:rPr>
+        <w:t>Génesis 30:9</w:t>
+      </w:r>
     </w:p>
     <w:p>
       <w:pPr>
@@ -2838,18 +2676,12 @@
           <w:lang w:val="es_ES" w:bidi="es_ES"/>
         </w:rPr>
       </w:r>
-      <w:hyperlink r:id="rId40">
-        <w:r>
-          <w:rPr>
-            <w:lang w:val="es_ES" w:bidi="es_ES"/>
-          </w:rPr>
-          <w:rPr>
-            <w:color w:val="0000EE"/>
-            <w:u w:val="single"/>
-          </w:rPr>
-          <w:t>Deuteronomio 34:1–3</w:t>
-        </w:r>
-      </w:hyperlink>
+      <w:r>
+        <w:rPr>
+          <w:lang w:val="es_ES" w:bidi="es_ES"/>
+        </w:rPr>
+        <w:t>Deuteronomio 34:1–3</w:t>
+      </w:r>
     </w:p>
     <w:p>
       <w:pPr>
@@ -2862,18 +2694,12 @@
           <w:lang w:val="es_ES" w:bidi="es_ES"/>
         </w:rPr>
       </w:r>
-      <w:hyperlink r:id="rId41">
-        <w:r>
-          <w:rPr>
-            <w:lang w:val="es_ES" w:bidi="es_ES"/>
-          </w:rPr>
-          <w:rPr>
-            <w:color w:val="0000EE"/>
-            <w:u w:val="single"/>
-          </w:rPr>
-          <w:t>Génesis 13:10–11</w:t>
-        </w:r>
-      </w:hyperlink>
+      <w:r>
+        <w:rPr>
+          <w:lang w:val="es_ES" w:bidi="es_ES"/>
+        </w:rPr>
+        <w:t>Génesis 13:10–11</w:t>
+      </w:r>
     </w:p>
     <w:p>
       <w:pPr>
@@ -2886,18 +2712,12 @@
           <w:lang w:val="es_ES" w:bidi="es_ES"/>
         </w:rPr>
       </w:r>
-      <w:hyperlink r:id="rId42">
-        <w:r>
-          <w:rPr>
-            <w:lang w:val="es_ES" w:bidi="es_ES"/>
-          </w:rPr>
-          <w:rPr>
-            <w:color w:val="0000EE"/>
-            <w:u w:val="single"/>
-          </w:rPr>
-          <w:t>Génesis 14:1–2</w:t>
-        </w:r>
-      </w:hyperlink>
+      <w:r>
+        <w:rPr>
+          <w:lang w:val="es_ES" w:bidi="es_ES"/>
+        </w:rPr>
+        <w:t>Génesis 14:1–2</w:t>
+      </w:r>
     </w:p>
     <w:p>
       <w:pPr>
@@ -2910,18 +2730,12 @@
           <w:lang w:val="es_ES" w:bidi="es_ES"/>
         </w:rPr>
       </w:r>
-      <w:hyperlink r:id="rId43">
-        <w:r>
-          <w:rPr>
-            <w:lang w:val="es_ES" w:bidi="es_ES"/>
-          </w:rPr>
-          <w:rPr>
-            <w:color w:val="0000EE"/>
-            <w:u w:val="single"/>
-          </w:rPr>
-          <w:t>Génesis 19:22</w:t>
-        </w:r>
-      </w:hyperlink>
+      <w:r>
+        <w:rPr>
+          <w:lang w:val="es_ES" w:bidi="es_ES"/>
+        </w:rPr>
+        <w:t>Génesis 19:22</w:t>
+      </w:r>
     </w:p>
     <w:p>
       <w:pPr>
@@ -2934,18 +2748,12 @@
           <w:lang w:val="es_ES" w:bidi="es_ES"/>
         </w:rPr>
       </w:r>
-      <w:hyperlink r:id="rId44">
-        <w:r>
-          <w:rPr>
-            <w:lang w:val="es_ES" w:bidi="es_ES"/>
-          </w:rPr>
-          <w:rPr>
-            <w:color w:val="0000EE"/>
-            <w:u w:val="single"/>
-          </w:rPr>
-          <w:t>Génesis 19:23</w:t>
-        </w:r>
-      </w:hyperlink>
+      <w:r>
+        <w:rPr>
+          <w:lang w:val="es_ES" w:bidi="es_ES"/>
+        </w:rPr>
+        <w:t>Génesis 19:23</w:t>
+      </w:r>
     </w:p>
     <w:p>
       <w:pPr>
@@ -3271,18 +3079,12 @@
           <w:lang w:val="es_ES" w:bidi="es_ES"/>
         </w:rPr>
       </w:r>
-      <w:hyperlink r:id="rId45">
-        <w:r>
-          <w:rPr>
-            <w:lang w:val="es_ES" w:bidi="es_ES"/>
-          </w:rPr>
-          <w:rPr>
-            <w:color w:val="0000EE"/>
-            <w:u w:val="single"/>
-          </w:rPr>
-          <w:t>1 Crónicas 3:19–21</w:t>
-        </w:r>
-      </w:hyperlink>
+      <w:r>
+        <w:rPr>
+          <w:lang w:val="es_ES" w:bidi="es_ES"/>
+        </w:rPr>
+        <w:t>1 Crónicas 3:19–21</w:t>
+      </w:r>
     </w:p>
     <w:p>
       <w:pPr>
@@ -3295,18 +3097,12 @@
           <w:lang w:val="es_ES" w:bidi="es_ES"/>
         </w:rPr>
       </w:r>
-      <w:hyperlink r:id="rId46">
-        <w:r>
-          <w:rPr>
-            <w:lang w:val="es_ES" w:bidi="es_ES"/>
-          </w:rPr>
-          <w:rPr>
-            <w:color w:val="0000EE"/>
-            <w:u w:val="single"/>
-          </w:rPr>
-          <w:t>Esdras 2:1–2</w:t>
-        </w:r>
-      </w:hyperlink>
+      <w:r>
+        <w:rPr>
+          <w:lang w:val="es_ES" w:bidi="es_ES"/>
+        </w:rPr>
+        <w:t>Esdras 2:1–2</w:t>
+      </w:r>
     </w:p>
     <w:p>
       <w:pPr>
@@ -3319,18 +3115,12 @@
           <w:lang w:val="es_ES" w:bidi="es_ES"/>
         </w:rPr>
       </w:r>
-      <w:hyperlink r:id="rId47">
-        <w:r>
-          <w:rPr>
-            <w:lang w:val="es_ES" w:bidi="es_ES"/>
-          </w:rPr>
-          <w:rPr>
-            <w:color w:val="0000EE"/>
-            <w:u w:val="single"/>
-          </w:rPr>
-          <w:t>Esdras 3:8–9</w:t>
-        </w:r>
-      </w:hyperlink>
+      <w:r>
+        <w:rPr>
+          <w:lang w:val="es_ES" w:bidi="es_ES"/>
+        </w:rPr>
+        <w:t>Esdras 3:8–9</w:t>
+      </w:r>
     </w:p>
     <w:p>
       <w:pPr>
@@ -3343,18 +3133,12 @@
           <w:lang w:val="es_ES" w:bidi="es_ES"/>
         </w:rPr>
       </w:r>
-      <w:hyperlink r:id="rId48">
-        <w:r>
-          <w:rPr>
-            <w:lang w:val="es_ES" w:bidi="es_ES"/>
-          </w:rPr>
-          <w:rPr>
-            <w:color w:val="0000EE"/>
-            <w:u w:val="single"/>
-          </w:rPr>
-          <w:t>Lucas 3:27–29</w:t>
-        </w:r>
-      </w:hyperlink>
+      <w:r>
+        <w:rPr>
+          <w:lang w:val="es_ES" w:bidi="es_ES"/>
+        </w:rPr>
+        <w:t>Lucas 3:27–29</w:t>
+      </w:r>
     </w:p>
     <w:p>
       <w:pPr>
@@ -3367,18 +3151,12 @@
           <w:lang w:val="es_ES" w:bidi="es_ES"/>
         </w:rPr>
       </w:r>
-      <w:hyperlink r:id="rId49">
-        <w:r>
-          <w:rPr>
-            <w:lang w:val="es_ES" w:bidi="es_ES"/>
-          </w:rPr>
-          <w:rPr>
-            <w:color w:val="0000EE"/>
-            <w:u w:val="single"/>
-          </w:rPr>
-          <w:t>Mateo 1:12</w:t>
-        </w:r>
-      </w:hyperlink>
+      <w:r>
+        <w:rPr>
+          <w:lang w:val="es_ES" w:bidi="es_ES"/>
+        </w:rPr>
+        <w:t>Mateo 1:12</w:t>
+      </w:r>
     </w:p>
     <w:p>
       <w:pPr>
